--- a/courts/ninth-circuit/montana/state/supreme-court/answering-brief/usage/OUTPUT-answering-brief.docx
+++ b/courts/ninth-circuit/montana/state/supreme-court/answering-brief/usage/OUTPUT-answering-brief.docx
@@ -218,7 +218,7 @@
           <w:i/>
           <w:iCs/>
         </w:rPr>
-        <w:t xml:space="preserve"> </w:t>
+        <w:t xml:space="preserve"> ⁠</w:t>
       </w:r>
       <w:r>
         <w:rPr>
@@ -304,7 +304,7 @@
           <w:i/>
           <w:iCs/>
         </w:rPr>
-        <w:t xml:space="preserve"> </w:t>
+        <w:t xml:space="preserve"> ⁠</w:t>
       </w:r>
       <w:r>
         <w:rPr>
@@ -2673,7 +2673,7 @@
         <w:tab/>
       </w:r>
       <w:r>
-        <w:t xml:space="preserve">26</w:t>
+        <w:t xml:space="preserve">27</w:t>
       </w:r>
     </w:p>
     <w:p>
@@ -2849,7 +2849,7 @@
         <w:tab/>
       </w:r>
       <w:r>
-        <w:t xml:space="preserve">30</w:t>
+        <w:t xml:space="preserve">31</w:t>
       </w:r>
     </w:p>
     <w:p>
@@ -3879,7 +3879,7 @@
         <w:tab/>
       </w:r>
       <w:r>
-        <w:t xml:space="preserve">53</w:t>
+        <w:t xml:space="preserve">54</w:t>
       </w:r>
     </w:p>
     <w:p>
@@ -4009,7 +4009,7 @@
         <w:tab/>
       </w:r>
       <w:r>
-        <w:t xml:space="preserve">53</w:t>
+        <w:t xml:space="preserve">54</w:t>
       </w:r>
     </w:p>
     <w:p>
@@ -4221,7 +4221,7 @@
         <w:tab/>
       </w:r>
       <w:r>
-        <w:t xml:space="preserve">60</w:t>
+        <w:t xml:space="preserve">61</w:t>
       </w:r>
     </w:p>
     <w:p>
@@ -4351,7 +4351,7 @@
         <w:tab/>
       </w:r>
       <w:r>
-        <w:t xml:space="preserve">62</w:t>
+        <w:t xml:space="preserve">63</w:t>
       </w:r>
     </w:p>
     <w:p>
@@ -4469,7 +4469,7 @@
         <w:tab/>
       </w:r>
       <w:r>
-        <w:t xml:space="preserve">62</w:t>
+        <w:t xml:space="preserve">63</w:t>
       </w:r>
     </w:p>
     <w:p>
@@ -4653,7 +4653,7 @@
         <w:tab/>
       </w:r>
       <w:r>
-        <w:t xml:space="preserve">66</w:t>
+        <w:t xml:space="preserve">67</w:t>
       </w:r>
     </w:p>
     <w:p>
@@ -4753,7 +4753,7 @@
         <w:tab/>
       </w:r>
       <w:r>
-        <w:t xml:space="preserve">68</w:t>
+        <w:t xml:space="preserve">69</w:t>
       </w:r>
     </w:p>
     <w:p>
@@ -4841,7 +4841,7 @@
         <w:tab/>
       </w:r>
       <w:r>
-        <w:t xml:space="preserve">75</w:t>
+        <w:t xml:space="preserve">76</w:t>
       </w:r>
     </w:p>
     <w:p>
@@ -4965,7 +4965,7 @@
         <w:tab/>
       </w:r>
       <w:r>
-        <w:t xml:space="preserve">77</w:t>
+        <w:t xml:space="preserve">78</w:t>
       </w:r>
     </w:p>
     <w:p>
@@ -5023,7 +5023,7 @@
         <w:tab/>
       </w:r>
       <w:r>
-        <w:t xml:space="preserve">78</w:t>
+        <w:t xml:space="preserve">79</w:t>
       </w:r>
     </w:p>
     <w:p>
@@ -5105,7 +5105,7 @@
         <w:tab/>
       </w:r>
       <w:r>
-        <w:t xml:space="preserve">79</w:t>
+        <w:t xml:space="preserve">80</w:t>
       </w:r>
     </w:p>
     <w:p>
@@ -5217,7 +5217,7 @@
         <w:tab/>
       </w:r>
       <w:r>
-        <w:t xml:space="preserve">79</w:t>
+        <w:t xml:space="preserve">80</w:t>
       </w:r>
     </w:p>
     <w:p>
@@ -5287,7 +5287,7 @@
         <w:tab/>
       </w:r>
       <w:r>
-        <w:t xml:space="preserve">79</w:t>
+        <w:t xml:space="preserve">80</w:t>
       </w:r>
     </w:p>
     <w:p>
@@ -5369,7 +5369,7 @@
         <w:tab/>
       </w:r>
       <w:r>
-        <w:t xml:space="preserve">82</w:t>
+        <w:t xml:space="preserve">83</w:t>
       </w:r>
     </w:p>
     <w:p>
@@ -5391,7 +5391,7 @@
         <w:tab/>
       </w:r>
       <w:r>
-        <w:t xml:space="preserve">84</w:t>
+        <w:t xml:space="preserve">85</w:t>
       </w:r>
     </w:p>
     <w:p>
@@ -6674,7 +6674,7 @@
         <w:pStyle w:val="BodyText"/>
       </w:pPr>
       <w:r>
-        <w:t xml:space="preserve">The State also seeks to exempt all of MEPA from review for constitutional compliance, even though this Court has already made clear MEPA serves to “bring the Montana Constitution’s lofty goals into reality . . . .”</w:t>
+        <w:t xml:space="preserve">The State also seeks to exempt all of MEPA from review for constitutional compliance, even though this Court has already made clear MEPA serves to “bring the Montana Constitution’s lofty goals into reality ⁠. ⁠. ⁠. ⁠.”</w:t>
       </w:r>
       <w:r>
         <w:t xml:space="preserve"> </w:t>
@@ -7923,7 +7923,7 @@
         <w:pStyle w:val="BodyText"/>
       </w:pPr>
       <w:r>
-        <w:t xml:space="preserve">Plaintiffs also have standing to prevent further infringement of their fundamental constitutional rights, including their right to a clean and healthful environment. When injuries are premised on the violation of constitutional rights, “standing depends on whether the constitutional . . . provision . . . can be understood as granting persons in the plaintiff’s position a right to judicial relief.”</w:t>
+        <w:t xml:space="preserve">Plaintiffs also have standing to prevent further infringement of their fundamental constitutional rights, including their right to a clean and healthful environment. When injuries are premised on the violation of constitutional rights, “standing depends on whether the constitutional ⁠. ⁠. ⁠. provision ⁠. ⁠. ⁠. can be understood as granting persons in the plaintiff’s position a right to judicial relief.”</w:t>
       </w:r>
       <w:r>
         <w:t xml:space="preserve"> </w:t>
@@ -8109,7 +8109,7 @@
         <w:t xml:space="preserve"> </w:t>
       </w:r>
       <w:r>
-        <w:t xml:space="preserve">at 1231 (Delegate Speer noting that without being able to sue “there is no guarantee that . . . a good environment is to be preserved.”).</w:t>
+        <w:t xml:space="preserve">at 1231 (Delegate Speer noting that without being able to sue “there is no guarantee that ⁠. ⁠. ⁠. a good environment is to be preserved.”).</w:t>
       </w:r>
     </w:p>
     <w:p>
@@ -10335,7 +10335,7 @@
         <w:t xml:space="preserve"> </w:t>
       </w:r>
       <w:r>
-        <w:t xml:space="preserve">confirmed MEPA reviews are required to assess impacts that have a “reasonably close causal relationship between the subject government action and the . . . environmental effect.”</w:t>
+        <w:t xml:space="preserve">confirmed MEPA reviews are required to assess impacts that have a “reasonably close causal relationship between the subject government action and the ⁠. ⁠. ⁠. environmental effect.”</w:t>
       </w:r>
       <w:r>
         <w:t xml:space="preserve"> </w:t>
@@ -11490,7 +11490,7 @@
         <w:t xml:space="preserve">Reichert</w:t>
       </w:r>
       <w:r>
-        <w:t xml:space="preserve">, ¶55. “Ripeness asks whether an injury that has not yet happened is sufficiently likely to happen or, instead, is too contingent or remote to support present adjudication . . . .”</w:t>
+        <w:t xml:space="preserve">, ¶55. “Ripeness asks whether an injury that has not yet happened is sufficiently likely to happen or, instead, is too contingent or remote to support present adjudication ⁠. ⁠. ⁠. ⁠.”</w:t>
       </w:r>
       <w:r>
         <w:t xml:space="preserve"> </w:t>
@@ -11947,7 +11947,7 @@
         <w:t xml:space="preserve">Meese v. Keene</w:t>
       </w:r>
       <w:r>
-        <w:t xml:space="preserve">, 481 U.S. 465, 476 (1987). Based on the detailed factual record before it, the District Court correctly concluded: “Defendants can alleviate the harmful environmental effects of Montana’s fossil fuel activities through the lawful exercise of their authority if they are allowed to consider GHG emissions and climate change during MEPA review . . . .” COL #18.</w:t>
+        <w:t xml:space="preserve">, 481 U.S. 465, 476 (1987). Based on the detailed factual record before it, the District Court correctly concluded: “Defendants can alleviate the harmful environmental effects of Montana’s fossil fuel activities through the lawful exercise of their authority if they are allowed to consider GHG emissions and climate change during MEPA review ⁠. ⁠. ⁠. ⁠.” COL #18.</w:t>
       </w:r>
     </w:p>
     <w:p>
@@ -12192,7 +12192,7 @@
         <w:t xml:space="preserve"> </w:t>
       </w:r>
       <w:r>
-        <w:t xml:space="preserve">by a statute . . . may have determined any question of construction or validity arising under the . . . statute . . . and obtain a declaration of rights, status, or other legal relations thereunder.’”</w:t>
+        <w:t xml:space="preserve">by a statute ⁠. ⁠. ⁠. may have determined any question of construction or validity arising under the ⁠. ⁠. ⁠. statute ⁠. ⁠. ⁠. and obtain a declaration of rights, status, or other legal relations thereunder.’”</w:t>
       </w:r>
       <w:r>
         <w:t xml:space="preserve"> </w:t>
@@ -14099,7 +14099,7 @@
         <w:t xml:space="preserve">Church of Scientology of Cal. v. United States</w:t>
       </w:r>
       <w:r>
-        <w:t xml:space="preserve">, 506 U.S. 9, 13 (1992) (“Even though it is now too late to prevent, or to provide a fully satisfactory remedy [for Plaintiffs’ every injury] . . . a court does have power to effectuate a partial remedy.”).</w:t>
+        <w:t xml:space="preserve">, 506 U.S. 9, 13 (1992) (“Even though it is now too late to prevent, or to provide a fully satisfactory remedy [for Plaintiffs’ every injury] ⁠. ⁠. ⁠. a court does have power to effectuate a partial remedy.”).</w:t>
       </w:r>
       <w:r>
         <w:rPr>
@@ -14201,7 +14201,7 @@
         <w:pStyle w:val="BodyText"/>
       </w:pPr>
       <w:r>
-        <w:t xml:space="preserve">That is true regardless of what happens in other countries. Agency Br. 27. As Mr. Erickson explained, “every ton of CO2 matters . . . and matters equally. That means it doesn’t really matter . . . to the atmosphere whether Montana’s emissions are bigger or smaller than someone else’s. They matter on their own.” Tr. 990:14</w:t>
+        <w:t xml:space="preserve">That is true regardless of what happens in other countries. Agency Br. 27. As Mr. Erickson explained, “every ton of CO2 matters ⁠. ⁠. ⁠. and matters equally. That means it doesn’t really matter ⁠. ⁠. ⁠. to the atmosphere whether Montana’s emissions are bigger or smaller than someone else’s. They matter on their own.” Tr. 990:14</w:t>
       </w:r>
       <w:r>
         <w:noBreakHyphen/>
@@ -15251,7 +15251,7 @@
         <w:t xml:space="preserve">Brown v. Gianforte</w:t>
       </w:r>
       <w:r>
-        <w:t xml:space="preserve">, 2021 MT 149, ¶23. Constitutional provisions that implicate fundamental rights are “in a category of their own” and the courts are the “final interpreters of the Constitution [and] have the final ‘obligation to guard, enforce, and protect every right granted or secured by the Constitution. . . .’”</w:t>
+        <w:t xml:space="preserve">, 2021 MT 149, ¶23. Constitutional provisions that implicate fundamental rights are “in a category of their own” and the courts are the “final interpreters of the Constitution [and] have the final ‘obligation to guard, enforce, and protect every right granted or secured by the Constitution. ⁠. ⁠. ⁠.’”</w:t>
       </w:r>
       <w:r>
         <w:t xml:space="preserve"> </w:t>
@@ -15479,7 +15479,7 @@
         <w:t xml:space="preserve">Larson</w:t>
       </w:r>
       <w:r>
-        <w:t xml:space="preserve">, ¶39 (“[I]t is particularly within the province of the judiciary to construe and adjudicate provisions of constitutional . . . law as applied to facts at issue in particular cases.”). Accordingly, the constitutional questions at issue here do not raise political questions, State Br. 24</w:t>
+        <w:t xml:space="preserve">, ¶39 (“[I]t is particularly within the province of the judiciary to construe and adjudicate provisions of constitutional ⁠. ⁠. ⁠. law as applied to facts at issue in particular cases.”). Accordingly, the constitutional questions at issue here do not raise political questions, State Br. 24</w:t>
       </w:r>
       <w:r>
         <w:noBreakHyphen/>
@@ -15514,7 +15514,7 @@
         <w:t xml:space="preserve">McLaughlin</w:t>
       </w:r>
       <w:r>
-        <w:t xml:space="preserve">, ¶64 (McKinnon, J., concurring) (Montana “is not seventeenth century England,” and this Court has the “constitutional responsibility” to determine whether legislative actions “infringe[] upon fundamental rights . . . .”).</w:t>
+        <w:t xml:space="preserve">, ¶64 (McKinnon, J., concurring) (Montana “is not seventeenth century England,” and this Court has the “constitutional responsibility” to determine whether legislative actions “infringe[] upon fundamental rights ⁠. ⁠. ⁠. ⁠.”).</w:t>
       </w:r>
     </w:p>
     <w:p>
@@ -15996,7 +15996,7 @@
         <w:t xml:space="preserve"> </w:t>
       </w:r>
       <w:r>
-        <w:t xml:space="preserve">would be called upon to interpret their meaning. As Delegate Robinson stated: “I’m not going to attempt to tell you . . . what these things [clean and healthful] mean;</w:t>
+        <w:t xml:space="preserve">would be called upon to interpret their meaning. As Delegate Robinson stated: “I’m not going to attempt to tell you ⁠. ⁠. ⁠. what these things [clean and healthful] mean;</w:t>
       </w:r>
       <w:r>
         <w:t xml:space="preserve"> </w:t>
@@ -16777,7 +16777,7 @@
         <w:t xml:space="preserve">Montana’s climate</w:t>
       </w:r>
       <w:r>
-        <w:t xml:space="preserve">, environment, and natural resources are unconstitutionally degraded . . . .” (emphasis added)). As Delegate McNeil explained, when drafting Article IX, Section 1, the “committee intentionally avoided definitions, to preclude being restrictive. And the term ‘environmental life support system’</w:t>
+        <w:t xml:space="preserve">, environment, and natural resources are unconstitutionally degraded ⁠. ⁠. ⁠. ⁠.” (emphasis added)). As Delegate McNeil explained, when drafting Article IX, Section 1, the “committee intentionally avoided definitions, to preclude being restrictive. And the term ‘environmental life support system’</w:t>
       </w:r>
       <w:r>
         <w:t xml:space="preserve"> </w:t>
@@ -16803,10 +16803,7 @@
         <w:t xml:space="preserve">water, and land</w:t>
       </w:r>
       <w:r>
-        <w:t xml:space="preserve"> </w:t>
-      </w:r>
-      <w:r>
-        <w:t xml:space="preserve">. . . .”</w:t>
+        <w:t xml:space="preserve"> ⁠. ⁠. ⁠. ⁠.”</w:t>
       </w:r>
       <w:r>
         <w:t xml:space="preserve"> </w:t>
@@ -17593,7 +17590,7 @@
         <w:t xml:space="preserve">Armstrong</w:t>
       </w:r>
       <w:r>
-        <w:t xml:space="preserve">, ¶41 n.6 (To demonstrate an interest is compelling to justify infringement of a fundamental right, the state must show “at a minimum, some interest ‘of the highest order . . . and not otherwise served.’”) (citation omitted). The time for the State to prove a compelling interest for the challenged statutes was at trial. Here, the State has done nothing more than allege, without any evidence, a purported compelling interest that has already been rejected.</w:t>
+        <w:t xml:space="preserve">, ¶41 n.6 (To demonstrate an interest is compelling to justify infringement of a fundamental right, the state must show “at a minimum, some interest ‘of the highest order ⁠. ⁠. ⁠. and not otherwise served.’”) (citation omitted). The time for the State to prove a compelling interest for the challenged statutes was at trial. Here, the State has done nothing more than allege, without any evidence, a purported compelling interest that has already been rejected.</w:t>
       </w:r>
       <w:r>
         <w:t xml:space="preserve"> </w:t>
@@ -19021,7 +19018,7 @@
         <w:pStyle w:val="BodyText"/>
       </w:pPr>
       <w:r>
-        <w:t xml:space="preserve">Defendants acknowledge that the “various criteria” courts apply “to judge the good cause element . . . do not quite fit the present situation,” which does not involve “tort claims or emotional distress damages.” State Br. 36. Plaintiffs agree. There is no precedent supporting good cause for Rule 35 examinations in the present case. The District Court correctly found the State’s claims of “good cause” for these examinations were beyond the law, finding the State’s desired psychological examinations were too broad in scope, too great a threat to Plaintiffs’ privacy, and unnecessary given alternative means for the State to obtain relevant information. Doc. 225 at 7</w:t>
+        <w:t xml:space="preserve">Defendants acknowledge that the “various criteria” courts apply “to judge the good cause element ⁠. ⁠. ⁠. do not quite fit the present situation,” which does not involve “tort claims or emotional distress damages.” State Br. 36. Plaintiffs agree. There is no precedent supporting good cause for Rule 35 examinations in the present case. The District Court correctly found the State’s claims of “good cause” for these examinations were beyond the law, finding the State’s desired psychological examinations were too broad in scope, too great a threat to Plaintiffs’ privacy, and unnecessary given alternative means for the State to obtain relevant information. Doc. 225 at 7</w:t>
       </w:r>
       <w:r>
         <w:noBreakHyphen/>
@@ -19123,7 +19120,7 @@
         <w:pStyle w:val="BodyText"/>
       </w:pPr>
       <w:r>
-        <w:t xml:space="preserve">These sixteen youth Plaintiffs are relying on this Court to confirm what they have learned in school: there are three branches of government, and when the political branches violate their fundamental constitutional rights, they can trust an independent judiciary to safeguard their rights. As Delegate Aronow stated, ensuring that Montanans’ constitutional rights are “meaningful is dependent entirely upon the courts. . . . The Constitution is, true enough, the framework of government, but on the other hand, it is a last bulwark and protection that the people have.” Const. Con. Vol. 4 at 1069. The District Court’s August 14 Order is supported by a robust evidentiary record and Montana’s jurisprudence. Accordingly, and for the foregoing reasons, the District Court’s rulings should be affirmed in full.</w:t>
+        <w:t xml:space="preserve">These sixteen youth Plaintiffs are relying on this Court to confirm what they have learned in school: there are three branches of government, and when the political branches violate their fundamental constitutional rights, they can trust an independent judiciary to safeguard their rights. As Delegate Aronow stated, ensuring that Montanans’ constitutional rights are “meaningful is dependent entirely upon the courts. ⁠. ⁠. ⁠. The Constitution is, true enough, the framework of government, but on the other hand, it is a last bulwark and protection that the people have.” Const. Con. Vol. 4 at 1069. The District Court’s August 14 Order is supported by a robust evidentiary record and Montana’s jurisprudence. Accordingly, and for the foregoing reasons, the District Court’s rulings should be affirmed in full.</w:t>
       </w:r>
     </w:p>
     <w:p>
@@ -20617,19 +20614,7 @@
         <w:t xml:space="preserve"> </w:t>
       </w:r>
       <w:r>
-        <w:t xml:space="preserve">Rep. Kassmier, the bill’s sponsor, testified that “House Bill 971 sets the record straight. In 2011, the Legislature passed Senate Bill 233, and stated that MEPA could not include a review of impacts beyond Montana’s borders. That meant the analysis did not include global climate change.” Testimony begins at 16:10:00, http://sg001-harmony.sliq.net/00309/​Harmony/​en/​PowerBrowser/​PowerBrowserV2/20170221/</w:t>
-      </w:r>
-      <w:r>
-        <w:noBreakHyphen/>
-      </w:r>
-      <w:r>
-        <w:t xml:space="preserve">1/46608?agendaId=273490. Mr. Berry drafted the 2011 bill, SB 233, and testified: “I thought the [2011] language was pretty clear at the time. It excluded an evaluation of climate change or global warming.” Testimony begins at 16:13:23, http://sg001-harmony.sliq.net/00309/​Harmony/​en/​PowerBrowser/​PowerBrowserV2/20170221/</w:t>
-      </w:r>
-      <w:r>
-        <w:noBreakHyphen/>
-      </w:r>
-      <w:r>
-        <w:t xml:space="preserve">1/46608?agendaId=273490.</w:t>
+        <w:t xml:space="preserve">Rep. Kassmier, the bill’s sponsor, testified that “House Bill 971 sets the record straight. In 2011, the Legislature passed Senate Bill 233, and stated that MEPA could not include a review of impacts beyond Montana’s borders. That meant the analysis did not include global climate change.” Testimony begins at 16:10:00, http://​sg001-​harmony.​sliq.​net/​00309/​​Harmony/​​en/​​PowerBrowser/​​PowerBrowserV2/​20170221/​-⁠1/​46608?​agendaId=273490. Mr. Berry drafted the 2011 bill, SB 233, and testified: “I thought the [2011] language was pretty clear at the time. It excluded an evaluation of climate change or global warming.” Testimony begins at 16:13:23, http://​sg001-​harmony.​sliq.​net/​00309/​​Harmony/​​en/​​PowerBrowser/​​PowerBrowserV2/​20170221/​-⁠1/​46608?​agendaId=273490.</w:t>
       </w:r>
       <w:r>
         <w:t xml:space="preserve"> </w:t>
@@ -21890,6 +21875,7 @@
     <w:unhideWhenUsed/>
     <w:qFormat/>
     <w:pPr>
+      <w:keepLines/>
       <w:spacing w:before="0" w:after="140" w:line="322" w:lineRule="exact"/>
     </w:pPr>
     <w:rPr>
@@ -22140,6 +22126,33 @@
     <w:pPr>
       <w:spacing w:before="0" w:after="0" w:line="322" w:lineRule="exact"/>
       <w:ind w:left="2160" w:hanging="720"/>
+    </w:pPr>
+  </w:style>
+  <w:style w:type="paragraph" w:customStyle="1" w:styleId="XdQuoteList1">
+    <w:name w:val="Xd Quote List 1"/>
+    <w:basedOn w:val="Normal"/>
+    <w:qFormat/>
+    <w:pPr>
+      <w:spacing w:before="0" w:after="0" w:line="322" w:lineRule="exact"/>
+      <w:ind w:left="1440" w:right="720" w:hanging="720"/>
+    </w:pPr>
+  </w:style>
+  <w:style w:type="paragraph" w:customStyle="1" w:styleId="XdQuoteList2">
+    <w:name w:val="Xd Quote List 2"/>
+    <w:basedOn w:val="Normal"/>
+    <w:qFormat/>
+    <w:pPr>
+      <w:spacing w:before="0" w:after="0" w:line="322" w:lineRule="exact"/>
+      <w:ind w:left="2160" w:right="720" w:hanging="720"/>
+    </w:pPr>
+  </w:style>
+  <w:style w:type="paragraph" w:customStyle="1" w:styleId="XdQuoteList3">
+    <w:name w:val="Xd Quote List 3"/>
+    <w:basedOn w:val="Normal"/>
+    <w:qFormat/>
+    <w:pPr>
+      <w:spacing w:before="0" w:after="0" w:line="322" w:lineRule="exact"/>
+      <w:ind w:left="2880" w:right="720" w:hanging="720"/>
     </w:pPr>
   </w:style>
   <w:style w:type="paragraph" w:customStyle="1" w:styleId="XdQuoteOnly">
